--- a/Weekly_Log/SJ/Weekly_work_log/신성재_작업일지_29주차.docx
+++ b/Weekly_Log/SJ/Weekly_work_log/신성재_작업일지_29주차.docx
@@ -130,11 +130,6 @@
             </w:r>
           </w:p>
           <w:p>
-            <w:pPr>
-              <w:rPr>
-                <w:rFonts w:hint="eastAsia"/>
-              </w:rPr>
-            </w:pPr>
             <w:r>
               <w:rPr>
                 <w:rFonts w:hint="eastAsia"/>
@@ -278,11 +273,6 @@
             </w:r>
           </w:p>
           <w:p>
-            <w:pPr>
-              <w:rPr>
-                <w:rFonts w:hint="eastAsia"/>
-              </w:rPr>
-            </w:pPr>
             <w:r>
               <w:rPr>
                 <w:rFonts w:hint="eastAsia"/>
@@ -341,7 +331,6 @@
           <w:p>
             <w:pPr>
               <w:rPr>
-                <w:rFonts w:hint="eastAsia"/>
                 <w:b/>
                 <w:bCs/>
               </w:rPr>
@@ -349,6 +338,9 @@
           </w:p>
           <w:p>
             <w:r>
+              <w:rPr>
+                <w:noProof/>
+              </w:rPr>
               <w:drawing>
                 <wp:inline distT="0" distB="0" distL="0" distR="0" wp14:anchorId="356430A8" wp14:editId="56746AA6">
                   <wp:extent cx="3655359" cy="1391920"/>
@@ -388,16 +380,39 @@
           </w:p>
           <w:p/>
           <w:p>
-            <w:pPr>
-              <w:rPr>
-                <w:rFonts w:hint="eastAsia"/>
-              </w:rPr>
-            </w:pPr>
-            <w:r>
-              <w:rPr>
-                <w:rFonts w:hint="eastAsia"/>
-              </w:rPr>
-              <w:t>다음주 있을 중간 발표를 위해 게임을 패킹징해서 구현한 기능과 맵이 잘 연결되었는지 확인을 했습니다. EXE 파일을 직접 실행해서 게임이 잘 되는지도 확인을 했습니다.</w:t>
+            <w:r>
+              <w:rPr>
+                <w:rFonts w:hint="eastAsia"/>
+              </w:rPr>
+              <w:t xml:space="preserve">다음주 있을 중간 발표를 위해 게임을 </w:t>
+            </w:r>
+            <w:proofErr w:type="spellStart"/>
+            <w:r>
+              <w:rPr>
+                <w:rFonts w:hint="eastAsia"/>
+              </w:rPr>
+              <w:t>패킹징해서</w:t>
+            </w:r>
+            <w:proofErr w:type="spellEnd"/>
+            <w:r>
+              <w:rPr>
+                <w:rFonts w:hint="eastAsia"/>
+              </w:rPr>
+              <w:t xml:space="preserve"> 구현한 기능과 </w:t>
+            </w:r>
+            <w:proofErr w:type="spellStart"/>
+            <w:r>
+              <w:rPr>
+                <w:rFonts w:hint="eastAsia"/>
+              </w:rPr>
+              <w:t>맵이</w:t>
+            </w:r>
+            <w:proofErr w:type="spellEnd"/>
+            <w:r>
+              <w:rPr>
+                <w:rFonts w:hint="eastAsia"/>
+              </w:rPr>
+              <w:t xml:space="preserve"> 잘 연결되었는지 확인을 했습니다. EXE 파일을 직접 실행해서 게임이 잘 되는지도 확인을 했습니다.</w:t>
             </w:r>
           </w:p>
           <w:p/>
@@ -423,7 +438,6 @@
           <w:p>
             <w:pPr>
               <w:rPr>
-                <w:rFonts w:hint="eastAsia"/>
                 <w:b/>
                 <w:bCs/>
               </w:rPr>
@@ -437,15 +451,12 @@
               <w:t>2. 스테이지 구축</w:t>
             </w:r>
           </w:p>
-          <w:p>
-            <w:pPr>
-              <w:rPr>
-                <w:rFonts w:hint="eastAsia"/>
-              </w:rPr>
-            </w:pPr>
-          </w:p>
-          <w:p>
-            <w:r>
+          <w:p/>
+          <w:p>
+            <w:r>
+              <w:rPr>
+                <w:noProof/>
+              </w:rPr>
               <w:drawing>
                 <wp:inline distT="0" distB="0" distL="0" distR="0" wp14:anchorId="5ABA6546" wp14:editId="224A6DC3">
                   <wp:extent cx="3529012" cy="1748867"/>
@@ -485,6 +496,9 @@
           </w:p>
           <w:p>
             <w:r>
+              <w:rPr>
+                <w:noProof/>
+              </w:rPr>
               <w:drawing>
                 <wp:inline distT="0" distB="0" distL="0" distR="0" wp14:anchorId="25F17393" wp14:editId="157AE412">
                   <wp:extent cx="3586162" cy="2099808"/>
@@ -534,7 +548,15 @@
           </w:p>
           <w:p>
             <w:r>
-              <w:t>플랫폼 위에 Transform 액터를 올려서 무게를 1000kg~1200kg 사이로 맞추는 퍼즐을 만들었습니다. 현재 무게는 칠판에 실시간으로 표시되며, 무게 조건을 충족해야 다음 스테이지로 이동할 수 있습니다.</w:t>
+              <w:t xml:space="preserve">플랫폼 위에 Transform </w:t>
+            </w:r>
+            <w:proofErr w:type="spellStart"/>
+            <w:r>
+              <w:t>액터를</w:t>
+            </w:r>
+            <w:proofErr w:type="spellEnd"/>
+            <w:r>
+              <w:t xml:space="preserve"> 올려서 무게를 1000kg~1200kg 사이로 맞추는 퍼즐을 만들었습니다. 현재 무게는 칠판에 실시간으로 표시되며, 무게 조건을 충족해야 다음 스테이지로 이동할 수 있습니다.</w:t>
             </w:r>
           </w:p>
           <w:p/>
@@ -549,7 +571,15 @@
           </w:p>
           <w:p>
             <w:r>
-              <w:t>Ice 상태의 액터를 Scale</w:t>
+              <w:t xml:space="preserve">Ice 상태의 </w:t>
+            </w:r>
+            <w:proofErr w:type="spellStart"/>
+            <w:r>
+              <w:t>액터를</w:t>
+            </w:r>
+            <w:proofErr w:type="spellEnd"/>
+            <w:r>
+              <w:t xml:space="preserve"> Scale</w:t>
             </w:r>
             <w:r>
               <w:rPr>
@@ -597,15 +627,12 @@
               <w:t>3. 조작법 UI 적용</w:t>
             </w:r>
           </w:p>
-          <w:p>
-            <w:pPr>
-              <w:rPr>
-                <w:rFonts w:hint="eastAsia"/>
-              </w:rPr>
-            </w:pPr>
-          </w:p>
-          <w:p>
-            <w:r>
+          <w:p/>
+          <w:p>
+            <w:r>
+              <w:rPr>
+                <w:noProof/>
+              </w:rPr>
               <w:drawing>
                 <wp:inline distT="0" distB="0" distL="0" distR="0" wp14:anchorId="357789F8" wp14:editId="60F3FB79">
                   <wp:extent cx="3067050" cy="2280409"/>
@@ -693,11 +720,6 @@
             </w:r>
           </w:p>
           <w:p>
-            <w:pPr>
-              <w:rPr>
-                <w:rFonts w:hint="eastAsia"/>
-              </w:rPr>
-            </w:pPr>
             <w:r>
               <w:rPr>
                 <w:rFonts w:hint="eastAsia"/>
@@ -716,6 +738,7 @@
               <w:rPr>
                 <w:b/>
                 <w:bCs/>
+                <w:noProof/>
               </w:rPr>
               <w:drawing>
                 <wp:inline distT="0" distB="0" distL="0" distR="0" wp14:anchorId="6D1192BB" wp14:editId="06697C16">
@@ -757,6 +780,7 @@
               <w:rPr>
                 <w:b/>
                 <w:bCs/>
+                <w:noProof/>
               </w:rPr>
               <w:drawing>
                 <wp:inline distT="0" distB="0" distL="0" distR="0" wp14:anchorId="7F1FAFE4" wp14:editId="569D872F">
@@ -812,20 +836,12 @@
               <w:t>2. 기타 UI 개발</w:t>
             </w:r>
           </w:p>
-          <w:p>
-            <w:pPr>
-              <w:rPr>
-                <w:rFonts w:hint="eastAsia"/>
-              </w:rPr>
-            </w:pPr>
-          </w:p>
-          <w:p>
-            <w:pPr>
-              <w:rPr>
-                <w:rFonts w:hint="eastAsia"/>
-              </w:rPr>
-            </w:pPr>
-            <w:r>
+          <w:p/>
+          <w:p>
+            <w:r>
+              <w:rPr>
+                <w:noProof/>
+              </w:rPr>
               <w:drawing>
                 <wp:inline distT="0" distB="0" distL="0" distR="0" wp14:anchorId="12212E02" wp14:editId="1217A58A">
                   <wp:extent cx="2286000" cy="1836964"/>
@@ -863,6 +879,9 @@
               </w:drawing>
             </w:r>
             <w:r>
+              <w:rPr>
+                <w:noProof/>
+              </w:rPr>
               <w:drawing>
                 <wp:inline distT="0" distB="0" distL="0" distR="0" wp14:anchorId="1C6F7E75" wp14:editId="2DD5453D">
                   <wp:extent cx="2376487" cy="1816756"/>
@@ -911,6 +930,7 @@
               <w:rPr>
                 <w:b/>
                 <w:bCs/>
+                <w:noProof/>
               </w:rPr>
               <w:drawing>
                 <wp:inline distT="0" distB="0" distL="0" distR="0" wp14:anchorId="48B7A061" wp14:editId="6D884CF4">
@@ -950,20 +970,123 @@
             </w:r>
           </w:p>
           <w:p>
-            <w:r>
-              <w:rPr>
-                <w:rFonts w:hint="eastAsia"/>
-              </w:rPr>
-              <w:t>모델러와 함께 UI를 현재 개발중입니다.</w:t>
+            <w:proofErr w:type="spellStart"/>
+            <w:r>
+              <w:rPr>
+                <w:rFonts w:hint="eastAsia"/>
+              </w:rPr>
+              <w:t>모델러와</w:t>
+            </w:r>
+            <w:proofErr w:type="spellEnd"/>
+            <w:r>
+              <w:rPr>
+                <w:rFonts w:hint="eastAsia"/>
+              </w:rPr>
+              <w:t xml:space="preserve"> 함께 UI를 현재 </w:t>
+            </w:r>
+            <w:proofErr w:type="spellStart"/>
+            <w:r>
+              <w:rPr>
+                <w:rFonts w:hint="eastAsia"/>
+              </w:rPr>
+              <w:t>개발중입니다</w:t>
+            </w:r>
+            <w:proofErr w:type="spellEnd"/>
+            <w:r>
+              <w:rPr>
+                <w:rFonts w:hint="eastAsia"/>
+              </w:rPr>
+              <w:t>.</w:t>
             </w:r>
           </w:p>
           <w:p/>
+          <w:p/>
+          <w:p>
+            <w:hyperlink r:id="rId16" w:history="1">
+              <w:r>
+                <w:rPr>
+                  <w:rStyle w:val="a5"/>
+                </w:rPr>
+                <w:t>https://youtu.be/-eS2PeJE</w:t>
+              </w:r>
+              <w:r>
+                <w:rPr>
+                  <w:rStyle w:val="a5"/>
+                </w:rPr>
+                <w:t>N</w:t>
+              </w:r>
+              <w:r>
+                <w:rPr>
+                  <w:rStyle w:val="a5"/>
+                </w:rPr>
+                <w:t>LE</w:t>
+              </w:r>
+            </w:hyperlink>
+          </w:p>
           <w:p>
             <w:pPr>
               <w:rPr>
                 <w:rFonts w:hint="eastAsia"/>
               </w:rPr>
             </w:pPr>
+            <w:r>
+              <w:rPr>
+                <w:rFonts w:hint="eastAsia"/>
+              </w:rPr>
+              <w:t>영상에서는 패키징 된 게임으로 실행하는 장면, 스테이지 1~3까지 게임 진행 등을 보실 수 있으</w:t>
+            </w:r>
+            <w:r>
+              <w:rPr>
+                <w:rFonts w:hint="eastAsia"/>
+              </w:rPr>
+              <w:t>며</w:t>
+            </w:r>
+            <w:r>
+              <w:rPr>
+                <w:rFonts w:hint="eastAsia"/>
+              </w:rPr>
+              <w:t xml:space="preserve"> </w:t>
+            </w:r>
+            <w:r>
+              <w:rPr>
+                <w:rFonts w:hint="eastAsia"/>
+              </w:rPr>
+              <w:t xml:space="preserve">영상을 찍기 위해 </w:t>
+            </w:r>
+            <w:r>
+              <w:rPr>
+                <w:rFonts w:hint="eastAsia"/>
+              </w:rPr>
+              <w:t xml:space="preserve">일부러 </w:t>
+            </w:r>
+            <w:proofErr w:type="spellStart"/>
+            <w:r>
+              <w:rPr>
+                <w:rFonts w:hint="eastAsia"/>
+              </w:rPr>
+              <w:t>액터</w:t>
+            </w:r>
+            <w:proofErr w:type="spellEnd"/>
+            <w:r>
+              <w:rPr>
+                <w:rFonts w:hint="eastAsia"/>
+              </w:rPr>
+              <w:t xml:space="preserve"> 위치나 힌트 등을 유리하게 </w:t>
+            </w:r>
+            <w:proofErr w:type="gramStart"/>
+            <w:r>
+              <w:rPr>
+                <w:rFonts w:hint="eastAsia"/>
+              </w:rPr>
+              <w:t>조정 했습니다</w:t>
+            </w:r>
+            <w:proofErr w:type="gramEnd"/>
+            <w:r>
+              <w:rPr>
+                <w:rFonts w:hint="eastAsia"/>
+              </w:rPr>
+              <w:t>.</w:t>
+            </w:r>
           </w:p>
         </w:tc>
       </w:tr>
@@ -1054,11 +1177,6 @@
             </w:r>
           </w:p>
           <w:p>
-            <w:pPr>
-              <w:rPr>
-                <w:rFonts w:hint="eastAsia"/>
-              </w:rPr>
-            </w:pPr>
             <w:r>
               <w:rPr>
                 <w:rFonts w:hint="eastAsia"/>
@@ -1109,7 +1227,21 @@
               <w:rPr>
                 <w:rFonts w:hint="eastAsia"/>
               </w:rPr>
-              <w:t xml:space="preserve">1. c++ 개발 </w:t>
+              <w:t xml:space="preserve">1. </w:t>
+            </w:r>
+            <w:proofErr w:type="spellStart"/>
+            <w:r>
+              <w:rPr>
+                <w:rFonts w:hint="eastAsia"/>
+              </w:rPr>
+              <w:t>c++</w:t>
+            </w:r>
+            <w:proofErr w:type="spellEnd"/>
+            <w:r>
+              <w:rPr>
+                <w:rFonts w:hint="eastAsia"/>
+              </w:rPr>
+              <w:t xml:space="preserve"> 개발 </w:t>
             </w:r>
           </w:p>
           <w:p>
@@ -1159,6 +1291,7 @@
                 <w:b/>
                 <w:bCs/>
               </w:rPr>
+              <w:lastRenderedPageBreak/>
               <w:t>피드백</w:t>
             </w:r>
           </w:p>
@@ -1185,12 +1318,11 @@
         <w:rPr>
           <w:rFonts w:hint="eastAsia"/>
         </w:rPr>
-        <w:lastRenderedPageBreak/>
         <w:t xml:space="preserve"> </w:t>
       </w:r>
     </w:p>
     <w:sectPr>
-      <w:headerReference w:type="default" r:id="rId16"/>
+      <w:headerReference w:type="default" r:id="rId17"/>
       <w:pgSz w:w="11906" w:h="16838"/>
       <w:pgMar w:top="1701" w:right="1440" w:bottom="1440" w:left="1440" w:header="851" w:footer="992" w:gutter="0"/>
       <w:cols w:space="720"/>
@@ -1324,13 +1456,23 @@
         <w:bCs/>
       </w:rPr>
     </w:pPr>
+    <w:proofErr w:type="spellStart"/>
     <w:r>
       <w:rPr>
         <w:rFonts w:hint="eastAsia"/>
         <w:b/>
         <w:bCs/>
       </w:rPr>
-      <w:t>팀명:</w:t>
+      <w:t>팀명</w:t>
+    </w:r>
+    <w:proofErr w:type="spellEnd"/>
+    <w:r>
+      <w:rPr>
+        <w:rFonts w:hint="eastAsia"/>
+        <w:b/>
+        <w:bCs/>
+      </w:rPr>
+      <w:t>:</w:t>
     </w:r>
     <w:r>
       <w:rPr>
@@ -1339,6 +1481,7 @@
       </w:rPr>
       <w:t xml:space="preserve"> </w:t>
     </w:r>
+    <w:proofErr w:type="spellStart"/>
     <w:r>
       <w:rPr>
         <w:b/>
@@ -1346,6 +1489,7 @@
       </w:rPr>
       <w:t>ProjectJJ</w:t>
     </w:r>
+    <w:proofErr w:type="spellEnd"/>
   </w:p>
 </w:hdr>
 </file>
@@ -3183,6 +3327,7 @@
   <w:style w:type="character" w:default="1" w:styleId="a0">
     <w:name w:val="Default Paragraph Font"/>
     <w:uiPriority w:val="1"/>
+    <w:semiHidden/>
     <w:unhideWhenUsed/>
   </w:style>
   <w:style w:type="table" w:default="1" w:styleId="a1">
